--- a/docs/Final_Orders_Oracle_Proposal.docx
+++ b/docs/Final_Orders_Oracle_Proposal.docx
@@ -382,6 +382,15 @@
       </w:tr>
     </w:tbl>
     <w:p/>
+    <w:p>
+      <w:r>
+        <w:rPr>
+          <w:b w:val="0"/>
+          <w:i w:val="0"/>
+        </w:rPr>
+        <w:t>Cory's requests are reproduced verbatim in Appendix C, so this response can be checked against what was actually asked. Appendix D shows what the Oracle produces, which is the quickest way to judge the questions in Section 12.</w:t>
+      </w:r>
+    </w:p>
     <w:p>
       <w:r>
         <w:rPr>
@@ -4547,6 +4556,1287 @@
         <w:t>Cost is modest and consistent with Cory's expectation. Runtime, not cost, is the binding constraint, which is why finalization returns immediately and the panel runs in the background.</w:t>
       </w:r>
     </w:p>
+    <w:p>
+      <w:r>
+        <w:br w:type="page"/>
+      </w:r>
+    </w:p>
+    <w:p>
+      <w:pPr>
+        <w:pStyle w:val="Heading1"/>
+      </w:pPr>
+      <w:r>
+        <w:t>Appendix C. The original requests, verbatim</w:t>
+      </w:r>
+    </w:p>
+    <w:p>
+      <w:r>
+        <w:rPr>
+          <w:b w:val="0"/>
+          <w:i/>
+        </w:rPr>
+        <w:t>Reproduced unedited from Cory's message so this document can be checked against what was actually asked rather than against our paraphrase of it. Section 2 maps each item to where it is addressed.</w:t>
+      </w:r>
+    </w:p>
+    <w:p>
+      <w:r>
+        <w:rPr>
+          <w:b/>
+          <w:i w:val="0"/>
+        </w:rPr>
+        <w:t>Immediate priority: prepare the OSCE/SCT workflow</w:t>
+      </w:r>
+    </w:p>
+    <w:p>
+      <w:r>
+        <w:rPr>
+          <w:b w:val="0"/>
+          <w:i w:val="0"/>
+        </w:rPr>
+        <w:t>Cory wants you to focus almost exclusively on the OSCE build over the next six weeks, rather than expanding the broader analytics work. Your first deliverable is a working update to the case generator that Cory and Alex can test.</w:t>
+      </w:r>
+    </w:p>
+    <w:p>
+      <w:r>
+        <w:rPr>
+          <w:b/>
+          <w:i w:val="0"/>
+        </w:rPr>
+        <w:t>1. Add “Final Orders” to the case generator</w:t>
+      </w:r>
+    </w:p>
+    <w:p>
+      <w:r>
+        <w:rPr>
+          <w:b w:val="0"/>
+          <w:i w:val="0"/>
+        </w:rPr>
+        <w:t>Add a section called Final Orders to each generated case. The case author should be able to enter up to approximately five diagnostic tests, treatments, consultations, activations, or other actions whose appropriateness will later be rated by the learner. Examples: ordering a brain MRI; ordering an echocardiogram; obtaining a PET scan; activating the stroke team.</w:t>
+      </w:r>
+    </w:p>
+    <w:p>
+      <w:r>
+        <w:rPr>
+          <w:b w:val="0"/>
+          <w:i w:val="0"/>
+        </w:rPr>
+        <w:t>Use a common learner-facing stem such as:</w:t>
+      </w:r>
+    </w:p>
+    <w:p>
+      <w:pPr>
+        <w:spacing w:after="80"/>
+        <w:ind w:left="432"/>
+      </w:pPr>
+      <w:r>
+        <w:rPr>
+          <w:rFonts w:ascii="Consolas" w:hAnsi="Consolas"/>
+          <w:sz w:val="19"/>
+        </w:rPr>
+        <w:t>Considering the information available in this case, the appropriateness of</w:t>
+      </w:r>
+    </w:p>
+    <w:p>
+      <w:pPr>
+        <w:spacing w:after="80"/>
+        <w:ind w:left="432"/>
+      </w:pPr>
+      <w:r>
+        <w:rPr>
+          <w:rFonts w:ascii="Consolas" w:hAnsi="Consolas"/>
+          <w:sz w:val="19"/>
+        </w:rPr>
+        <w:t>[final order] is:</w:t>
+      </w:r>
+    </w:p>
+    <w:p>
+      <w:r>
+        <w:rPr>
+          <w:b w:val="0"/>
+          <w:i w:val="0"/>
+        </w:rPr>
+        <w:t>The answer should use the SCT-style Likert scale already shown in Alex’s example. The feature should be case-specific and optional: if no Final Order fields are populated, the case proceeds without this step; if they are populated, the simulator will eventually present them. No global administrative toggle is needed.</w:t>
+      </w:r>
+    </w:p>
+    <w:p>
+      <w:r>
+        <w:rPr>
+          <w:b/>
+          <w:i w:val="0"/>
+        </w:rPr>
+        <w:t>2. Persist the new fields in the database</w:t>
+      </w:r>
+    </w:p>
+    <w:p>
+      <w:r>
+        <w:rPr>
+          <w:b w:val="0"/>
+          <w:i w:val="0"/>
+        </w:rPr>
+        <w:t>This should be implemented as a foundational case attribute rather than as a temporary admin-dashboard setting. That means updating: the case generator; the database schema; case serialization and retrieval; eventually, the simulator; eventually, the assessment and feedback pipeline. For the first iteration, Cory is comfortable creating new cases with the new schema rather than immediately supporting editing or migrating every existing case.</w:t>
+      </w:r>
+    </w:p>
+    <w:p>
+      <w:r>
+        <w:rPr>
+          <w:b/>
+          <w:i w:val="0"/>
+        </w:rPr>
+        <w:t>3. Prevent disclosure of Final Order results during the simulation</w:t>
+      </w:r>
+    </w:p>
+    <w:p>
+      <w:r>
+        <w:rPr>
+          <w:b w:val="0"/>
+          <w:i w:val="0"/>
+        </w:rPr>
+        <w:t>The simulator must not reveal information that would answer the Final Order question. For example, if the Final Order is an echocardiogram and the learner orders it during the encounter, the system should acknowledge the order but not provide the result. It could respond that the result is pending or that consultant recommendations are pending. The purpose is to preserve uncertainty until the learner rates the reasonableness of that order.</w:t>
+      </w:r>
+    </w:p>
+    <w:p>
+      <w:r>
+        <w:rPr>
+          <w:b/>
+          <w:i w:val="0"/>
+        </w:rPr>
+        <w:t>4. Generate an Oracle/SCT reference distribution during case creation</w:t>
+      </w:r>
+    </w:p>
+    <w:p>
+      <w:r>
+        <w:rPr>
+          <w:b w:val="0"/>
+          <w:i w:val="0"/>
+        </w:rPr>
+        <w:t>For each Final Order, add a case-generation step that sends the completed case to an advanced LLM multiple times and records the distribution of SCT ratings. Current working specification:</w:t>
+      </w:r>
+    </w:p>
+    <w:p>
+      <w:pPr>
+        <w:pStyle w:val="ListBullet"/>
+      </w:pPr>
+      <w:r>
+        <w:t>Approximately 15 independent calls</w:t>
+      </w:r>
+    </w:p>
+    <w:p>
+      <w:pPr>
+        <w:pStyle w:val="ListBullet"/>
+      </w:pPr>
+      <w:r>
+        <w:t>Potentially make the number configurable</w:t>
+      </w:r>
+    </w:p>
+    <w:p>
+      <w:pPr>
+        <w:pStyle w:val="ListBullet"/>
+      </w:pPr>
+      <w:r>
+        <w:t>Use a high-performing model</w:t>
+      </w:r>
+    </w:p>
+    <w:p>
+      <w:pPr>
+        <w:pStyle w:val="ListBullet"/>
+      </w:pPr>
+      <w:r>
+        <w:t>Use substantial but not maximal reasoning effort, approximately “fourth notch” rather than the highest setting</w:t>
+      </w:r>
+    </w:p>
+    <w:p>
+      <w:pPr>
+        <w:pStyle w:val="ListBullet"/>
+      </w:pPr>
+      <w:r>
+        <w:t>Each call should receive the maximum information available in the case</w:t>
+      </w:r>
+    </w:p>
+    <w:p>
+      <w:pPr>
+        <w:pStyle w:val="ListBullet"/>
+      </w:pPr>
+      <w:r>
+        <w:t>The model should be blinded to the ground-truth diagnosis or other information that would improperly reveal the intended answer</w:t>
+      </w:r>
+    </w:p>
+    <w:p>
+      <w:pPr>
+        <w:pStyle w:val="ListBullet"/>
+      </w:pPr>
+      <w:r>
+        <w:t>Ask the model to rate the appropriateness of the Final Order and explain its reasoning</w:t>
+      </w:r>
+    </w:p>
+    <w:p>
+      <w:r>
+        <w:rPr>
+          <w:b w:val="0"/>
+          <w:i w:val="0"/>
+        </w:rPr>
+        <w:t>This is performed once during case generation, not separately for every learner, so compute cost should be modest. The exact prompt and model-comparison methodology can be refined later. The immediate goal is a reasonable, reproducible implementation.</w:t>
+      </w:r>
+    </w:p>
+    <w:p>
+      <w:r>
+        <w:rPr>
+          <w:b/>
+          <w:i w:val="0"/>
+        </w:rPr>
+        <w:t>5. Do not yet fully integrate the LLM consensus into learner feedback</w:t>
+      </w:r>
+    </w:p>
+    <w:p>
+      <w:r>
+        <w:rPr>
+          <w:b w:val="0"/>
+          <w:i w:val="0"/>
+        </w:rPr>
+        <w:t>The LLM “wisdom of the crowd” reference distribution should initially be generated and stored with the case. However, Cory agreed that full integration into learner-facing feedback is more complex and does not need to be completed immediately. Eventually, the feedback may compare: the Oracle/reference distribution; the learner’s rating; the information the learner actually collected; whether missing information explains any calibration gap.</w:t>
+      </w:r>
+    </w:p>
+    <w:p>
+      <w:r>
+        <w:br w:type="page"/>
+      </w:r>
+    </w:p>
+    <w:p>
+      <w:pPr>
+        <w:pStyle w:val="Heading1"/>
+      </w:pPr>
+      <w:r>
+        <w:t>Appendix D. What the Oracle produces — illustrative</w:t>
+      </w:r>
+    </w:p>
+    <w:p>
+      <w:r>
+        <w:rPr>
+          <w:b/>
+          <w:color w:val="992525"/>
+        </w:rPr>
+        <w:t>ILLUSTRATIVE ONLY — NOT PILOT DATA. The Oracle panel has not been built, so no real distributions exist yet. The numbers below are invented to show the shape of the output and what an author would act on. They are internally consistent (the statistics are computed from the counts shown) but they are not measurements, and must not be cited as results.</w:t>
+      </w:r>
+    </w:p>
+    <w:p>
+      <w:r>
+        <w:rPr>
+          <w:b w:val="0"/>
+          <w:i w:val="0"/>
+        </w:rPr>
+        <w:t>Two Final Orders on the same hypothetical dizziness case, one informative and one not. The contrast is the point: the panel is as useful for rejecting weak items before they ship as it is for scoring good ones.</w:t>
+      </w:r>
+    </w:p>
+    <w:p>
+      <w:pPr>
+        <w:pStyle w:val="Heading2"/>
+      </w:pPr>
+      <w:r>
+        <w:t>Item A — “ordering a brain MRI”</w:t>
+      </w:r>
+    </w:p>
+    <w:p>
+      <w:r>
+        <w:rPr>
+          <w:b w:val="0"/>
+          <w:i w:val="0"/>
+        </w:rPr>
+        <w:t>Panel of 15. Ratings, one call per panelist:</w:t>
+      </w:r>
+    </w:p>
+    <w:tbl>
+      <w:tblPr>
+        <w:tblStyle w:val="LightGrid-Accent1"/>
+        <w:tblW w:type="auto" w:w="0"/>
+        <w:jc w:val="center"/>
+        <w:tblLook w:firstColumn="1" w:firstRow="1" w:lastColumn="0" w:lastRow="0" w:noHBand="0" w:noVBand="1" w:val="04A0"/>
+      </w:tblPr>
+      <w:tblGrid>
+        <w:gridCol w:w="1440"/>
+        <w:gridCol w:w="1440"/>
+        <w:gridCol w:w="1440"/>
+        <w:gridCol w:w="1440"/>
+        <w:gridCol w:w="1440"/>
+        <w:gridCol w:w="1440"/>
+      </w:tblGrid>
+      <w:tr>
+        <w:tc>
+          <w:tcPr>
+            <w:tcW w:type="dxa" w:w="2016"/>
+          </w:tcPr>
+          <w:p>
+            <w:r/>
+            <w:r>
+              <w:rPr>
+                <w:b/>
+                <w:sz w:val="20"/>
+              </w:rPr>
+              <w:t>Rating</w:t>
+            </w:r>
+          </w:p>
+        </w:tc>
+        <w:tc>
+          <w:tcPr>
+            <w:tcW w:type="dxa" w:w="1296"/>
+          </w:tcPr>
+          <w:p>
+            <w:r/>
+            <w:r>
+              <w:rPr>
+                <w:b/>
+                <w:sz w:val="20"/>
+              </w:rPr>
+              <w:t>−2</w:t>
+            </w:r>
+          </w:p>
+        </w:tc>
+        <w:tc>
+          <w:tcPr>
+            <w:tcW w:type="dxa" w:w="1296"/>
+          </w:tcPr>
+          <w:p>
+            <w:r/>
+            <w:r>
+              <w:rPr>
+                <w:b/>
+                <w:sz w:val="20"/>
+              </w:rPr>
+              <w:t>−1</w:t>
+            </w:r>
+          </w:p>
+        </w:tc>
+        <w:tc>
+          <w:tcPr>
+            <w:tcW w:type="dxa" w:w="1296"/>
+          </w:tcPr>
+          <w:p>
+            <w:r/>
+            <w:r>
+              <w:rPr>
+                <w:b/>
+                <w:sz w:val="20"/>
+              </w:rPr>
+              <w:t>0</w:t>
+            </w:r>
+          </w:p>
+        </w:tc>
+        <w:tc>
+          <w:tcPr>
+            <w:tcW w:type="dxa" w:w="1296"/>
+          </w:tcPr>
+          <w:p>
+            <w:r/>
+            <w:r>
+              <w:rPr>
+                <w:b/>
+                <w:sz w:val="20"/>
+              </w:rPr>
+              <w:t>+1</w:t>
+            </w:r>
+          </w:p>
+        </w:tc>
+        <w:tc>
+          <w:tcPr>
+            <w:tcW w:type="dxa" w:w="1296"/>
+          </w:tcPr>
+          <w:p>
+            <w:r/>
+            <w:r>
+              <w:rPr>
+                <w:b/>
+                <w:sz w:val="20"/>
+              </w:rPr>
+              <w:t>+2</w:t>
+            </w:r>
+          </w:p>
+        </w:tc>
+      </w:tr>
+      <w:tr>
+        <w:tc>
+          <w:tcPr>
+            <w:tcW w:type="dxa" w:w="2016"/>
+          </w:tcPr>
+          <w:p>
+            <w:r/>
+            <w:r>
+              <w:rPr>
+                <w:sz w:val="19"/>
+              </w:rPr>
+              <w:t>Panelists</w:t>
+            </w:r>
+          </w:p>
+        </w:tc>
+        <w:tc>
+          <w:tcPr>
+            <w:tcW w:type="dxa" w:w="1296"/>
+          </w:tcPr>
+          <w:p>
+            <w:r/>
+            <w:r>
+              <w:rPr>
+                <w:sz w:val="19"/>
+              </w:rPr>
+              <w:t>0</w:t>
+            </w:r>
+          </w:p>
+        </w:tc>
+        <w:tc>
+          <w:tcPr>
+            <w:tcW w:type="dxa" w:w="1296"/>
+          </w:tcPr>
+          <w:p>
+            <w:r/>
+            <w:r>
+              <w:rPr>
+                <w:sz w:val="19"/>
+              </w:rPr>
+              <w:t>1</w:t>
+            </w:r>
+          </w:p>
+        </w:tc>
+        <w:tc>
+          <w:tcPr>
+            <w:tcW w:type="dxa" w:w="1296"/>
+          </w:tcPr>
+          <w:p>
+            <w:r/>
+            <w:r>
+              <w:rPr>
+                <w:sz w:val="19"/>
+              </w:rPr>
+              <w:t>3</w:t>
+            </w:r>
+          </w:p>
+        </w:tc>
+        <w:tc>
+          <w:tcPr>
+            <w:tcW w:type="dxa" w:w="1296"/>
+          </w:tcPr>
+          <w:p>
+            <w:r/>
+            <w:r>
+              <w:rPr>
+                <w:sz w:val="19"/>
+              </w:rPr>
+              <w:t>7</w:t>
+            </w:r>
+          </w:p>
+        </w:tc>
+        <w:tc>
+          <w:tcPr>
+            <w:tcW w:type="dxa" w:w="1296"/>
+          </w:tcPr>
+          <w:p>
+            <w:r/>
+            <w:r>
+              <w:rPr>
+                <w:sz w:val="19"/>
+              </w:rPr>
+              <w:t>4</w:t>
+            </w:r>
+          </w:p>
+        </w:tc>
+      </w:tr>
+    </w:tbl>
+    <w:p/>
+    <w:tbl>
+      <w:tblPr>
+        <w:tblStyle w:val="LightGrid-Accent1"/>
+        <w:tblW w:type="auto" w:w="0"/>
+        <w:jc w:val="center"/>
+        <w:tblLook w:firstColumn="1" w:firstRow="1" w:lastColumn="0" w:lastRow="0" w:noHBand="0" w:noVBand="1" w:val="04A0"/>
+      </w:tblPr>
+      <w:tblGrid>
+        <w:gridCol w:w="2880"/>
+        <w:gridCol w:w="2880"/>
+        <w:gridCol w:w="2880"/>
+      </w:tblGrid>
+      <w:tr>
+        <w:tc>
+          <w:tcPr>
+            <w:tcW w:type="dxa" w:w="2448"/>
+          </w:tcPr>
+          <w:p>
+            <w:r/>
+            <w:r>
+              <w:rPr>
+                <w:b/>
+                <w:sz w:val="20"/>
+              </w:rPr>
+              <w:t>Statistic</w:t>
+            </w:r>
+          </w:p>
+        </w:tc>
+        <w:tc>
+          <w:tcPr>
+            <w:tcW w:type="dxa" w:w="2448"/>
+          </w:tcPr>
+          <w:p>
+            <w:r/>
+            <w:r>
+              <w:rPr>
+                <w:b/>
+                <w:sz w:val="20"/>
+              </w:rPr>
+              <w:t>Value</w:t>
+            </w:r>
+          </w:p>
+        </w:tc>
+        <w:tc>
+          <w:tcPr>
+            <w:tcW w:type="dxa" w:w="4608"/>
+          </w:tcPr>
+          <w:p>
+            <w:r/>
+            <w:r>
+              <w:rPr>
+                <w:b/>
+                <w:sz w:val="20"/>
+              </w:rPr>
+              <w:t>Reading</w:t>
+            </w:r>
+          </w:p>
+        </w:tc>
+      </w:tr>
+      <w:tr>
+        <w:tc>
+          <w:tcPr>
+            <w:tcW w:type="dxa" w:w="2448"/>
+          </w:tcPr>
+          <w:p>
+            <w:r/>
+            <w:r>
+              <w:rPr>
+                <w:sz w:val="19"/>
+              </w:rPr>
+              <w:t>Modal rating</w:t>
+            </w:r>
+          </w:p>
+        </w:tc>
+        <w:tc>
+          <w:tcPr>
+            <w:tcW w:type="dxa" w:w="2448"/>
+          </w:tcPr>
+          <w:p>
+            <w:r/>
+            <w:r>
+              <w:rPr>
+                <w:sz w:val="19"/>
+              </w:rPr>
+              <w:t>+1</w:t>
+            </w:r>
+          </w:p>
+        </w:tc>
+        <w:tc>
+          <w:tcPr>
+            <w:tcW w:type="dxa" w:w="4608"/>
+          </w:tcPr>
+          <w:p>
+            <w:r/>
+            <w:r>
+              <w:rPr>
+                <w:sz w:val="19"/>
+              </w:rPr>
+              <w:t>“Probably appropriate”</w:t>
+            </w:r>
+          </w:p>
+        </w:tc>
+      </w:tr>
+      <w:tr>
+        <w:tc>
+          <w:tcPr>
+            <w:tcW w:type="dxa" w:w="2448"/>
+          </w:tcPr>
+          <w:p>
+            <w:r/>
+            <w:r>
+              <w:rPr>
+                <w:sz w:val="19"/>
+              </w:rPr>
+              <w:t>Modal proportion</w:t>
+            </w:r>
+          </w:p>
+        </w:tc>
+        <w:tc>
+          <w:tcPr>
+            <w:tcW w:type="dxa" w:w="2448"/>
+          </w:tcPr>
+          <w:p>
+            <w:r/>
+            <w:r>
+              <w:rPr>
+                <w:sz w:val="19"/>
+              </w:rPr>
+              <w:t>0.47</w:t>
+            </w:r>
+          </w:p>
+        </w:tc>
+        <w:tc>
+          <w:tcPr>
+            <w:tcW w:type="dxa" w:w="4608"/>
+          </w:tcPr>
+          <w:p>
+            <w:r/>
+            <w:r>
+              <w:rPr>
+                <w:sz w:val="19"/>
+              </w:rPr>
+              <w:t>In the useful band (roughly 0.4–0.7)</w:t>
+            </w:r>
+          </w:p>
+        </w:tc>
+      </w:tr>
+      <w:tr>
+        <w:tc>
+          <w:tcPr>
+            <w:tcW w:type="dxa" w:w="2448"/>
+          </w:tcPr>
+          <w:p>
+            <w:r/>
+            <w:r>
+              <w:rPr>
+                <w:sz w:val="19"/>
+              </w:rPr>
+              <w:t>Mean / SD</w:t>
+            </w:r>
+          </w:p>
+        </w:tc>
+        <w:tc>
+          <w:tcPr>
+            <w:tcW w:type="dxa" w:w="2448"/>
+          </w:tcPr>
+          <w:p>
+            <w:r/>
+            <w:r>
+              <w:rPr>
+                <w:sz w:val="19"/>
+              </w:rPr>
+              <w:t>+0.93 / 0.85</w:t>
+            </w:r>
+          </w:p>
+        </w:tc>
+        <w:tc>
+          <w:tcPr>
+            <w:tcW w:type="dxa" w:w="4608"/>
+          </w:tcPr>
+          <w:p>
+            <w:r/>
+            <w:r>
+              <w:rPr>
+                <w:sz w:val="19"/>
+              </w:rPr>
+              <w:t>Leans appropriate, with real spread</w:t>
+            </w:r>
+          </w:p>
+        </w:tc>
+      </w:tr>
+      <w:tr>
+        <w:tc>
+          <w:tcPr>
+            <w:tcW w:type="dxa" w:w="2448"/>
+          </w:tcPr>
+          <w:p>
+            <w:r/>
+            <w:r>
+              <w:rPr>
+                <w:sz w:val="19"/>
+              </w:rPr>
+              <w:t>Shannon entropy</w:t>
+            </w:r>
+          </w:p>
+        </w:tc>
+        <w:tc>
+          <w:tcPr>
+            <w:tcW w:type="dxa" w:w="2448"/>
+          </w:tcPr>
+          <w:p>
+            <w:r/>
+            <w:r>
+              <w:rPr>
+                <w:sz w:val="19"/>
+              </w:rPr>
+              <w:t>1.75 of max 2.32</w:t>
+            </w:r>
+          </w:p>
+        </w:tc>
+        <w:tc>
+          <w:tcPr>
+            <w:tcW w:type="dxa" w:w="4608"/>
+          </w:tcPr>
+          <w:p>
+            <w:r/>
+            <w:r>
+              <w:rPr>
+                <w:sz w:val="19"/>
+              </w:rPr>
+              <w:t>Substantial disagreement, not noise</w:t>
+            </w:r>
+          </w:p>
+        </w:tc>
+      </w:tr>
+      <w:tr>
+        <w:tc>
+          <w:tcPr>
+            <w:tcW w:type="dxa" w:w="2448"/>
+          </w:tcPr>
+          <w:p>
+            <w:r/>
+            <w:r>
+              <w:rPr>
+                <w:sz w:val="19"/>
+              </w:rPr>
+              <w:t>Item-quality flag</w:t>
+            </w:r>
+          </w:p>
+        </w:tc>
+        <w:tc>
+          <w:tcPr>
+            <w:tcW w:type="dxa" w:w="2448"/>
+          </w:tcPr>
+          <w:p>
+            <w:r/>
+            <w:r>
+              <w:rPr>
+                <w:sz w:val="19"/>
+              </w:rPr>
+              <w:t>Good discrimination</w:t>
+            </w:r>
+          </w:p>
+        </w:tc>
+        <w:tc>
+          <w:tcPr>
+            <w:tcW w:type="dxa" w:w="4608"/>
+          </w:tcPr>
+          <w:p>
+            <w:r/>
+            <w:r>
+              <w:rPr>
+                <w:sz w:val="19"/>
+              </w:rPr>
+              <w:t>Keep</w:t>
+            </w:r>
+          </w:p>
+        </w:tc>
+      </w:tr>
+    </w:tbl>
+    <w:p/>
+    <w:p>
+      <w:r>
+        <w:rPr>
+          <w:b w:val="0"/>
+          <w:i w:val="0"/>
+        </w:rPr>
+        <w:t>SCT-style credit vector, credit(k) = count(k) / count(mode): −2 → 0.00, −1 → 0.14, 0 → 0.43, +1 → 1.00, +2 → 0.57. A learner answering +1 earns full credit, 0 or +2 partial, −2 none.</w:t>
+      </w:r>
+    </w:p>
+    <w:p>
+      <w:pPr>
+        <w:pStyle w:val="Heading2"/>
+      </w:pPr>
+      <w:r>
+        <w:t>Item B — “ordering a complete blood count”</w:t>
+      </w:r>
+    </w:p>
+    <w:tbl>
+      <w:tblPr>
+        <w:tblStyle w:val="LightGrid-Accent1"/>
+        <w:tblW w:type="auto" w:w="0"/>
+        <w:jc w:val="center"/>
+        <w:tblLook w:firstColumn="1" w:firstRow="1" w:lastColumn="0" w:lastRow="0" w:noHBand="0" w:noVBand="1" w:val="04A0"/>
+      </w:tblPr>
+      <w:tblGrid>
+        <w:gridCol w:w="1440"/>
+        <w:gridCol w:w="1440"/>
+        <w:gridCol w:w="1440"/>
+        <w:gridCol w:w="1440"/>
+        <w:gridCol w:w="1440"/>
+        <w:gridCol w:w="1440"/>
+      </w:tblGrid>
+      <w:tr>
+        <w:tc>
+          <w:tcPr>
+            <w:tcW w:type="dxa" w:w="2016"/>
+          </w:tcPr>
+          <w:p>
+            <w:r/>
+            <w:r>
+              <w:rPr>
+                <w:b/>
+                <w:sz w:val="20"/>
+              </w:rPr>
+              <w:t>Rating</w:t>
+            </w:r>
+          </w:p>
+        </w:tc>
+        <w:tc>
+          <w:tcPr>
+            <w:tcW w:type="dxa" w:w="1296"/>
+          </w:tcPr>
+          <w:p>
+            <w:r/>
+            <w:r>
+              <w:rPr>
+                <w:b/>
+                <w:sz w:val="20"/>
+              </w:rPr>
+              <w:t>−2</w:t>
+            </w:r>
+          </w:p>
+        </w:tc>
+        <w:tc>
+          <w:tcPr>
+            <w:tcW w:type="dxa" w:w="1296"/>
+          </w:tcPr>
+          <w:p>
+            <w:r/>
+            <w:r>
+              <w:rPr>
+                <w:b/>
+                <w:sz w:val="20"/>
+              </w:rPr>
+              <w:t>−1</w:t>
+            </w:r>
+          </w:p>
+        </w:tc>
+        <w:tc>
+          <w:tcPr>
+            <w:tcW w:type="dxa" w:w="1296"/>
+          </w:tcPr>
+          <w:p>
+            <w:r/>
+            <w:r>
+              <w:rPr>
+                <w:b/>
+                <w:sz w:val="20"/>
+              </w:rPr>
+              <w:t>0</w:t>
+            </w:r>
+          </w:p>
+        </w:tc>
+        <w:tc>
+          <w:tcPr>
+            <w:tcW w:type="dxa" w:w="1296"/>
+          </w:tcPr>
+          <w:p>
+            <w:r/>
+            <w:r>
+              <w:rPr>
+                <w:b/>
+                <w:sz w:val="20"/>
+              </w:rPr>
+              <w:t>+1</w:t>
+            </w:r>
+          </w:p>
+        </w:tc>
+        <w:tc>
+          <w:tcPr>
+            <w:tcW w:type="dxa" w:w="1296"/>
+          </w:tcPr>
+          <w:p>
+            <w:r/>
+            <w:r>
+              <w:rPr>
+                <w:b/>
+                <w:sz w:val="20"/>
+              </w:rPr>
+              <w:t>+2</w:t>
+            </w:r>
+          </w:p>
+        </w:tc>
+      </w:tr>
+      <w:tr>
+        <w:tc>
+          <w:tcPr>
+            <w:tcW w:type="dxa" w:w="2016"/>
+          </w:tcPr>
+          <w:p>
+            <w:r/>
+            <w:r>
+              <w:rPr>
+                <w:sz w:val="19"/>
+              </w:rPr>
+              <w:t>Panelists</w:t>
+            </w:r>
+          </w:p>
+        </w:tc>
+        <w:tc>
+          <w:tcPr>
+            <w:tcW w:type="dxa" w:w="1296"/>
+          </w:tcPr>
+          <w:p>
+            <w:r/>
+            <w:r>
+              <w:rPr>
+                <w:sz w:val="19"/>
+              </w:rPr>
+              <w:t>0</w:t>
+            </w:r>
+          </w:p>
+        </w:tc>
+        <w:tc>
+          <w:tcPr>
+            <w:tcW w:type="dxa" w:w="1296"/>
+          </w:tcPr>
+          <w:p>
+            <w:r/>
+            <w:r>
+              <w:rPr>
+                <w:sz w:val="19"/>
+              </w:rPr>
+              <w:t>0</w:t>
+            </w:r>
+          </w:p>
+        </w:tc>
+        <w:tc>
+          <w:tcPr>
+            <w:tcW w:type="dxa" w:w="1296"/>
+          </w:tcPr>
+          <w:p>
+            <w:r/>
+            <w:r>
+              <w:rPr>
+                <w:sz w:val="19"/>
+              </w:rPr>
+              <w:t>0</w:t>
+            </w:r>
+          </w:p>
+        </w:tc>
+        <w:tc>
+          <w:tcPr>
+            <w:tcW w:type="dxa" w:w="1296"/>
+          </w:tcPr>
+          <w:p>
+            <w:r/>
+            <w:r>
+              <w:rPr>
+                <w:sz w:val="19"/>
+              </w:rPr>
+              <w:t>2</w:t>
+            </w:r>
+          </w:p>
+        </w:tc>
+        <w:tc>
+          <w:tcPr>
+            <w:tcW w:type="dxa" w:w="1296"/>
+          </w:tcPr>
+          <w:p>
+            <w:r/>
+            <w:r>
+              <w:rPr>
+                <w:sz w:val="19"/>
+              </w:rPr>
+              <w:t>13</w:t>
+            </w:r>
+          </w:p>
+        </w:tc>
+      </w:tr>
+    </w:tbl>
+    <w:p/>
+    <w:tbl>
+      <w:tblPr>
+        <w:tblStyle w:val="LightGrid-Accent1"/>
+        <w:tblW w:type="auto" w:w="0"/>
+        <w:jc w:val="center"/>
+        <w:tblLook w:firstColumn="1" w:firstRow="1" w:lastColumn="0" w:lastRow="0" w:noHBand="0" w:noVBand="1" w:val="04A0"/>
+      </w:tblPr>
+      <w:tblGrid>
+        <w:gridCol w:w="2880"/>
+        <w:gridCol w:w="2880"/>
+        <w:gridCol w:w="2880"/>
+      </w:tblGrid>
+      <w:tr>
+        <w:tc>
+          <w:tcPr>
+            <w:tcW w:type="dxa" w:w="2448"/>
+          </w:tcPr>
+          <w:p>
+            <w:r/>
+            <w:r>
+              <w:rPr>
+                <w:b/>
+                <w:sz w:val="20"/>
+              </w:rPr>
+              <w:t>Statistic</w:t>
+            </w:r>
+          </w:p>
+        </w:tc>
+        <w:tc>
+          <w:tcPr>
+            <w:tcW w:type="dxa" w:w="2448"/>
+          </w:tcPr>
+          <w:p>
+            <w:r/>
+            <w:r>
+              <w:rPr>
+                <w:b/>
+                <w:sz w:val="20"/>
+              </w:rPr>
+              <w:t>Value</w:t>
+            </w:r>
+          </w:p>
+        </w:tc>
+        <w:tc>
+          <w:tcPr>
+            <w:tcW w:type="dxa" w:w="4608"/>
+          </w:tcPr>
+          <w:p>
+            <w:r/>
+            <w:r>
+              <w:rPr>
+                <w:b/>
+                <w:sz w:val="20"/>
+              </w:rPr>
+              <w:t>Reading</w:t>
+            </w:r>
+          </w:p>
+        </w:tc>
+      </w:tr>
+      <w:tr>
+        <w:tc>
+          <w:tcPr>
+            <w:tcW w:type="dxa" w:w="2448"/>
+          </w:tcPr>
+          <w:p>
+            <w:r/>
+            <w:r>
+              <w:rPr>
+                <w:sz w:val="19"/>
+              </w:rPr>
+              <w:t>Modal rating</w:t>
+            </w:r>
+          </w:p>
+        </w:tc>
+        <w:tc>
+          <w:tcPr>
+            <w:tcW w:type="dxa" w:w="2448"/>
+          </w:tcPr>
+          <w:p>
+            <w:r/>
+            <w:r>
+              <w:rPr>
+                <w:sz w:val="19"/>
+              </w:rPr>
+              <w:t>+2</w:t>
+            </w:r>
+          </w:p>
+        </w:tc>
+        <w:tc>
+          <w:tcPr>
+            <w:tcW w:type="dxa" w:w="4608"/>
+          </w:tcPr>
+          <w:p>
+            <w:r/>
+            <w:r>
+              <w:rPr>
+                <w:sz w:val="19"/>
+              </w:rPr>
+              <w:t>“Clearly appropriate”</w:t>
+            </w:r>
+          </w:p>
+        </w:tc>
+      </w:tr>
+      <w:tr>
+        <w:tc>
+          <w:tcPr>
+            <w:tcW w:type="dxa" w:w="2448"/>
+          </w:tcPr>
+          <w:p>
+            <w:r/>
+            <w:r>
+              <w:rPr>
+                <w:sz w:val="19"/>
+              </w:rPr>
+              <w:t>Modal proportion</w:t>
+            </w:r>
+          </w:p>
+        </w:tc>
+        <w:tc>
+          <w:tcPr>
+            <w:tcW w:type="dxa" w:w="2448"/>
+          </w:tcPr>
+          <w:p>
+            <w:r/>
+            <w:r>
+              <w:rPr>
+                <w:sz w:val="19"/>
+              </w:rPr>
+              <w:t>0.87</w:t>
+            </w:r>
+          </w:p>
+        </w:tc>
+        <w:tc>
+          <w:tcPr>
+            <w:tcW w:type="dxa" w:w="4608"/>
+          </w:tcPr>
+          <w:p>
+            <w:r/>
+            <w:r>
+              <w:rPr>
+                <w:sz w:val="19"/>
+              </w:rPr>
+              <w:t>Above the 0.80 low-discrimination threshold</w:t>
+            </w:r>
+          </w:p>
+        </w:tc>
+      </w:tr>
+      <w:tr>
+        <w:tc>
+          <w:tcPr>
+            <w:tcW w:type="dxa" w:w="2448"/>
+          </w:tcPr>
+          <w:p>
+            <w:r/>
+            <w:r>
+              <w:rPr>
+                <w:sz w:val="19"/>
+              </w:rPr>
+              <w:t>Mean / SD</w:t>
+            </w:r>
+          </w:p>
+        </w:tc>
+        <w:tc>
+          <w:tcPr>
+            <w:tcW w:type="dxa" w:w="2448"/>
+          </w:tcPr>
+          <w:p>
+            <w:r/>
+            <w:r>
+              <w:rPr>
+                <w:sz w:val="19"/>
+              </w:rPr>
+              <w:t>+1.87 / 0.34</w:t>
+            </w:r>
+          </w:p>
+        </w:tc>
+        <w:tc>
+          <w:tcPr>
+            <w:tcW w:type="dxa" w:w="4608"/>
+          </w:tcPr>
+          <w:p>
+            <w:r/>
+            <w:r>
+              <w:rPr>
+                <w:sz w:val="19"/>
+              </w:rPr>
+              <w:t>Almost no spread</w:t>
+            </w:r>
+          </w:p>
+        </w:tc>
+      </w:tr>
+      <w:tr>
+        <w:tc>
+          <w:tcPr>
+            <w:tcW w:type="dxa" w:w="2448"/>
+          </w:tcPr>
+          <w:p>
+            <w:r/>
+            <w:r>
+              <w:rPr>
+                <w:sz w:val="19"/>
+              </w:rPr>
+              <w:t>Shannon entropy</w:t>
+            </w:r>
+          </w:p>
+        </w:tc>
+        <w:tc>
+          <w:tcPr>
+            <w:tcW w:type="dxa" w:w="2448"/>
+          </w:tcPr>
+          <w:p>
+            <w:r/>
+            <w:r>
+              <w:rPr>
+                <w:sz w:val="19"/>
+              </w:rPr>
+              <w:t>0.57 of max 2.32</w:t>
+            </w:r>
+          </w:p>
+        </w:tc>
+        <w:tc>
+          <w:tcPr>
+            <w:tcW w:type="dxa" w:w="4608"/>
+          </w:tcPr>
+          <w:p>
+            <w:r/>
+            <w:r>
+              <w:rPr>
+                <w:sz w:val="19"/>
+              </w:rPr>
+              <w:t>Near-unanimous</w:t>
+            </w:r>
+          </w:p>
+        </w:tc>
+      </w:tr>
+      <w:tr>
+        <w:tc>
+          <w:tcPr>
+            <w:tcW w:type="dxa" w:w="2448"/>
+          </w:tcPr>
+          <w:p>
+            <w:r/>
+            <w:r>
+              <w:rPr>
+                <w:sz w:val="19"/>
+              </w:rPr>
+              <w:t>Item-quality flag</w:t>
+            </w:r>
+          </w:p>
+        </w:tc>
+        <w:tc>
+          <w:tcPr>
+            <w:tcW w:type="dxa" w:w="2448"/>
+          </w:tcPr>
+          <w:p>
+            <w:r/>
+            <w:r>
+              <w:rPr>
+                <w:sz w:val="19"/>
+              </w:rPr>
+              <w:t>Low discrimination</w:t>
+            </w:r>
+          </w:p>
+        </w:tc>
+        <w:tc>
+          <w:tcPr>
+            <w:tcW w:type="dxa" w:w="4608"/>
+          </w:tcPr>
+          <w:p>
+            <w:r/>
+            <w:r>
+              <w:rPr>
+                <w:sz w:val="19"/>
+              </w:rPr>
+              <w:t>Replace before shipping</w:t>
+            </w:r>
+          </w:p>
+        </w:tc>
+      </w:tr>
+    </w:tbl>
+    <w:p/>
+    <w:p>
+      <w:r>
+        <w:rPr>
+          <w:b w:val="0"/>
+          <w:i w:val="0"/>
+        </w:rPr>
+        <w:t>Item B is not wrong — a CBC probably is appropriate. It is simply uninformative: every learner will answer the same way, so it separates nobody and costs encounter time. The authoring interface surfaces this before the case ships, which is the practical reason the panel is worth running at authoring time rather than after data collection.</w:t>
+      </w:r>
+    </w:p>
+    <w:p>
+      <w:r>
+        <w:rPr>
+          <w:b/>
+          <w:i w:val="0"/>
+        </w:rPr>
+        <w:t xml:space="preserve">Why this matters for the questions in Section 12. </w:t>
+      </w:r>
+      <w:r>
+        <w:rPr>
+          <w:b w:val="0"/>
+          <w:i w:val="0"/>
+        </w:rPr>
+        <w:t>The panel roster determines the spread. A roster without the stewardship and risk-averse perspectives would push Item A toward Item B — tighter, more unanimous, and less able to distinguish a well-reasoned learner from a lucky one. That is the concrete stake in questions 2 and 3.</w:t>
+      </w:r>
+    </w:p>
     <w:sectPr>
       <w:pgSz w:w="12240" w:h="15840"/>
       <w:pgMar w:top="1440" w:right="1800" w:bottom="1440" w:left="1800" w:header="720" w:footer="720" w:gutter="0"/>
